--- a/Steps Para APIs.docx
+++ b/Steps Para APIs.docx
@@ -32,7 +32,17 @@
         <w:t>Use HH Utils to open c</w:t>
       </w:r>
       <w:r>
-        <w:t>hm and extract into a empty folder.</w:t>
+        <w:t xml:space="preserve">hm and extract into </w:t>
+      </w:r>
+      <w:proofErr w:type="spellStart"/>
+      <w:proofErr w:type="gramStart"/>
+      <w:r>
+        <w:t>a</w:t>
+      </w:r>
+      <w:proofErr w:type="spellEnd"/>
+      <w:proofErr w:type="gramEnd"/>
+      <w:r>
+        <w:t xml:space="preserve"> empty folder.</w:t>
       </w:r>
     </w:p>
     <w:p>
@@ -44,22 +54,102 @@
         </w:numPr>
       </w:pPr>
       <w:r>
-        <w:t xml:space="preserve">Go to Make Uncompressed  Help, Select the Base folder and click on generate navigation files. You will need to specify an index.htm. Take whatever file first. Then, </w:t>
-      </w:r>
-      <w:r>
-        <w:t>open the hh_start and save the Whats new as html and use that as index.htm</w:t>
+        <w:t xml:space="preserve">Go to Make </w:t>
+      </w:r>
+      <w:proofErr w:type="gramStart"/>
+      <w:r>
+        <w:t>Uncompressed  Help</w:t>
+      </w:r>
+      <w:proofErr w:type="gramEnd"/>
+      <w:r>
+        <w:t xml:space="preserve">, Select the Base folder and click on generate navigation files. You will need to specify an index.htm. Take whatever file first. Then, </w:t>
+      </w:r>
+      <w:r>
+        <w:t xml:space="preserve">open the </w:t>
+      </w:r>
+      <w:proofErr w:type="spellStart"/>
+      <w:r>
+        <w:t>hh_start</w:t>
+      </w:r>
+      <w:proofErr w:type="spellEnd"/>
+      <w:r>
+        <w:t xml:space="preserve"> and save the </w:t>
+      </w:r>
+      <w:proofErr w:type="spellStart"/>
+      <w:r>
+        <w:t>Whats</w:t>
+      </w:r>
+      <w:proofErr w:type="spellEnd"/>
+      <w:r>
+        <w:t xml:space="preserve"> new as html and use that as index.htm</w:t>
       </w:r>
     </w:p>
     <w:p/>
     <w:p>
       <w:r>
-        <w:t>Remove from all pages the snippet using Visual Studio Code control+shift+h:</w:t>
+        <w:t xml:space="preserve">Remove from all pages the snippet using Visual Studio Code </w:t>
+      </w:r>
+      <w:proofErr w:type="spellStart"/>
+      <w:r>
+        <w:t>control+shift+h</w:t>
+      </w:r>
+      <w:proofErr w:type="spellEnd"/>
+      <w:r>
+        <w:t>:</w:t>
       </w:r>
       <w:r>
         <w:br/>
       </w:r>
       <w:r>
-        <w:t>&lt;link rel="stylesheet" type="text/css" href="ms-help://Hx/HxRuntime/HxLink.css" /&gt;</w:t>
+        <w:t xml:space="preserve">&lt;link </w:t>
+      </w:r>
+      <w:proofErr w:type="spellStart"/>
+      <w:r>
+        <w:t>rel</w:t>
+      </w:r>
+      <w:proofErr w:type="spellEnd"/>
+      <w:r>
+        <w:t>="stylesheet" type="text/</w:t>
+      </w:r>
+      <w:proofErr w:type="spellStart"/>
+      <w:r>
+        <w:t>css</w:t>
+      </w:r>
+      <w:proofErr w:type="spellEnd"/>
+      <w:r>
+        <w:t xml:space="preserve">" </w:t>
+      </w:r>
+      <w:proofErr w:type="spellStart"/>
+      <w:r>
+        <w:t>href</w:t>
+      </w:r>
+      <w:proofErr w:type="spellEnd"/>
+      <w:r>
+        <w:t>="</w:t>
+      </w:r>
+      <w:proofErr w:type="spellStart"/>
+      <w:r>
+        <w:t>ms</w:t>
+      </w:r>
+      <w:proofErr w:type="spellEnd"/>
+      <w:r>
+        <w:t>-help://</w:t>
+      </w:r>
+      <w:proofErr w:type="spellStart"/>
+      <w:r>
+        <w:t>Hx</w:t>
+      </w:r>
+      <w:proofErr w:type="spellEnd"/>
+      <w:r>
+        <w:t>/</w:t>
+      </w:r>
+      <w:proofErr w:type="spellStart"/>
+      <w:r>
+        <w:t>HxRuntime</w:t>
+      </w:r>
+      <w:proofErr w:type="spellEnd"/>
+      <w:r>
+        <w:t>/HxLink.css" /&gt;</w:t>
       </w:r>
     </w:p>
     <w:p/>
@@ -68,7 +158,15 @@
         <w:t>Toc, change paths with visual studio code</w:t>
       </w:r>
       <w:r>
-        <w:t>. Replace from html/ to  [year]/</w:t>
+        <w:t xml:space="preserve">. Replace from html/ </w:t>
+      </w:r>
+      <w:proofErr w:type="gramStart"/>
+      <w:r>
+        <w:t>to  [</w:t>
+      </w:r>
+      <w:proofErr w:type="gramEnd"/>
+      <w:r>
+        <w:t>year]/</w:t>
       </w:r>
     </w:p>
     <w:p>
@@ -91,12 +189,160 @@
     <w:p>
       <w:r>
         <w:tab/>
-        <w:t>Add js and css snippets to whats new</w:t>
+        <w:t xml:space="preserve">Add </w:t>
+      </w:r>
+      <w:proofErr w:type="spellStart"/>
+      <w:r>
+        <w:t>js</w:t>
+      </w:r>
+      <w:proofErr w:type="spellEnd"/>
+      <w:r>
+        <w:t xml:space="preserve"> and </w:t>
+      </w:r>
+      <w:proofErr w:type="spellStart"/>
+      <w:r>
+        <w:t>css</w:t>
+      </w:r>
+      <w:proofErr w:type="spellEnd"/>
+      <w:r>
+        <w:t xml:space="preserve"> snippets to </w:t>
+      </w:r>
+      <w:proofErr w:type="spellStart"/>
+      <w:r>
+        <w:t>whats</w:t>
+      </w:r>
+      <w:proofErr w:type="spellEnd"/>
+      <w:r>
+        <w:t xml:space="preserve"> new</w:t>
       </w:r>
     </w:p>
     <w:p>
       <w:r>
-        <w:t>To add to search bar: need to disable js code in branding.js and script_manifold.js, so the page loads full screen and not within the iframe</w:t>
+        <w:t xml:space="preserve">To add to search bar: need to disable </w:t>
+      </w:r>
+      <w:proofErr w:type="spellStart"/>
+      <w:r>
+        <w:t>js</w:t>
+      </w:r>
+      <w:proofErr w:type="spellEnd"/>
+      <w:r>
+        <w:t xml:space="preserve"> code in branding.js and script_manifold.js, so the page loads full screen and not within the </w:t>
+      </w:r>
+      <w:proofErr w:type="spellStart"/>
+      <w:r>
+        <w:t>iframe</w:t>
+      </w:r>
+      <w:proofErr w:type="spellEnd"/>
+    </w:p>
+    <w:p/>
+    <w:p/>
+    <w:p>
+      <w:proofErr w:type="spellStart"/>
+      <w:r>
+        <w:t>Algolia</w:t>
+      </w:r>
+      <w:proofErr w:type="spellEnd"/>
+      <w:r>
+        <w:t xml:space="preserve"> indexing</w:t>
+      </w:r>
+      <w:r>
+        <w:t>:</w:t>
+      </w:r>
+    </w:p>
+    <w:p>
+      <w:pPr>
+        <w:pStyle w:val="Prrafodelista"/>
+        <w:numPr>
+          <w:ilvl w:val="0"/>
+          <w:numId w:val="2"/>
+        </w:numPr>
+      </w:pPr>
+      <w:r>
+        <w:t>Add all pages and add new link to namespaces 2026</w:t>
+      </w:r>
+    </w:p>
+    <w:p>
+      <w:pPr>
+        <w:pStyle w:val="Prrafodelista"/>
+        <w:numPr>
+          <w:ilvl w:val="0"/>
+          <w:numId w:val="2"/>
+        </w:numPr>
+      </w:pPr>
+      <w:r>
+        <w:t xml:space="preserve">Add </w:t>
+      </w:r>
+      <w:proofErr w:type="spellStart"/>
+      <w:r>
+        <w:t>WhatsNew</w:t>
+      </w:r>
+      <w:proofErr w:type="spellEnd"/>
+      <w:r>
+        <w:t xml:space="preserve"> and previous namespace html page.</w:t>
+      </w:r>
+    </w:p>
+    <w:p>
+      <w:pPr>
+        <w:pStyle w:val="Prrafodelista"/>
+        <w:numPr>
+          <w:ilvl w:val="0"/>
+          <w:numId w:val="2"/>
+        </w:numPr>
+      </w:pPr>
+      <w:r>
+        <w:t>Put website in maintenance</w:t>
+      </w:r>
+    </w:p>
+    <w:p>
+      <w:pPr>
+        <w:pStyle w:val="Prrafodelista"/>
+        <w:numPr>
+          <w:ilvl w:val="0"/>
+          <w:numId w:val="2"/>
+        </w:numPr>
+      </w:pPr>
+      <w:r>
+        <w:t>To add new pages to index:</w:t>
+      </w:r>
+    </w:p>
+    <w:p>
+      <w:pPr>
+        <w:pStyle w:val="Prrafodelista"/>
+        <w:numPr>
+          <w:ilvl w:val="0"/>
+          <w:numId w:val="2"/>
+        </w:numPr>
+      </w:pPr>
+      <w:r>
+        <w:t xml:space="preserve">Disable </w:t>
+      </w:r>
+      <w:proofErr w:type="spellStart"/>
+      <w:r>
+        <w:t>Javascript</w:t>
+      </w:r>
+      <w:proofErr w:type="spellEnd"/>
+      <w:r>
+        <w:t xml:space="preserve"> that loads page within </w:t>
+      </w:r>
+      <w:proofErr w:type="spellStart"/>
+      <w:r>
+        <w:t>iframe</w:t>
+      </w:r>
+      <w:proofErr w:type="spellEnd"/>
+      <w:r>
+        <w:t xml:space="preserve"> in branding and presentation.js</w:t>
+      </w:r>
+    </w:p>
+    <w:p>
+      <w:pPr>
+        <w:pStyle w:val="Prrafodelista"/>
+        <w:numPr>
+          <w:ilvl w:val="0"/>
+          <w:numId w:val="2"/>
+        </w:numPr>
+      </w:pPr>
+      <w:r>
+        <w:t>Disable sitemap</w:t>
       </w:r>
     </w:p>
     <w:p/>
@@ -201,8 +447,124 @@
       </w:pPr>
     </w:lvl>
   </w:abstractNum>
+  <w:abstractNum w:abstractNumId="1" w15:restartNumberingAfterBreak="0">
+    <w:nsid w:val="6850130C"/>
+    <w:multiLevelType w:val="hybridMultilevel"/>
+    <w:tmpl w:val="E43EA196"/>
+    <w:lvl w:ilvl="0" w:tplc="08090001">
+      <w:start w:val="1"/>
+      <w:numFmt w:val="bullet"/>
+      <w:lvlText w:val=""/>
+      <w:lvlJc w:val="left"/>
+      <w:pPr>
+        <w:ind w:left="720" w:hanging="360"/>
+      </w:pPr>
+      <w:rPr>
+        <w:rFonts w:ascii="Symbol" w:hAnsi="Symbol" w:hint="default"/>
+      </w:rPr>
+    </w:lvl>
+    <w:lvl w:ilvl="1" w:tplc="08090003" w:tentative="1">
+      <w:start w:val="1"/>
+      <w:numFmt w:val="bullet"/>
+      <w:lvlText w:val="o"/>
+      <w:lvlJc w:val="left"/>
+      <w:pPr>
+        <w:ind w:left="1440" w:hanging="360"/>
+      </w:pPr>
+      <w:rPr>
+        <w:rFonts w:ascii="Courier New" w:hAnsi="Courier New" w:cs="Courier New" w:hint="default"/>
+      </w:rPr>
+    </w:lvl>
+    <w:lvl w:ilvl="2" w:tplc="08090005" w:tentative="1">
+      <w:start w:val="1"/>
+      <w:numFmt w:val="bullet"/>
+      <w:lvlText w:val=""/>
+      <w:lvlJc w:val="left"/>
+      <w:pPr>
+        <w:ind w:left="2160" w:hanging="360"/>
+      </w:pPr>
+      <w:rPr>
+        <w:rFonts w:ascii="Wingdings" w:hAnsi="Wingdings" w:hint="default"/>
+      </w:rPr>
+    </w:lvl>
+    <w:lvl w:ilvl="3" w:tplc="08090001" w:tentative="1">
+      <w:start w:val="1"/>
+      <w:numFmt w:val="bullet"/>
+      <w:lvlText w:val=""/>
+      <w:lvlJc w:val="left"/>
+      <w:pPr>
+        <w:ind w:left="2880" w:hanging="360"/>
+      </w:pPr>
+      <w:rPr>
+        <w:rFonts w:ascii="Symbol" w:hAnsi="Symbol" w:hint="default"/>
+      </w:rPr>
+    </w:lvl>
+    <w:lvl w:ilvl="4" w:tplc="08090003" w:tentative="1">
+      <w:start w:val="1"/>
+      <w:numFmt w:val="bullet"/>
+      <w:lvlText w:val="o"/>
+      <w:lvlJc w:val="left"/>
+      <w:pPr>
+        <w:ind w:left="3600" w:hanging="360"/>
+      </w:pPr>
+      <w:rPr>
+        <w:rFonts w:ascii="Courier New" w:hAnsi="Courier New" w:cs="Courier New" w:hint="default"/>
+      </w:rPr>
+    </w:lvl>
+    <w:lvl w:ilvl="5" w:tplc="08090005" w:tentative="1">
+      <w:start w:val="1"/>
+      <w:numFmt w:val="bullet"/>
+      <w:lvlText w:val=""/>
+      <w:lvlJc w:val="left"/>
+      <w:pPr>
+        <w:ind w:left="4320" w:hanging="360"/>
+      </w:pPr>
+      <w:rPr>
+        <w:rFonts w:ascii="Wingdings" w:hAnsi="Wingdings" w:hint="default"/>
+      </w:rPr>
+    </w:lvl>
+    <w:lvl w:ilvl="6" w:tplc="08090001" w:tentative="1">
+      <w:start w:val="1"/>
+      <w:numFmt w:val="bullet"/>
+      <w:lvlText w:val=""/>
+      <w:lvlJc w:val="left"/>
+      <w:pPr>
+        <w:ind w:left="5040" w:hanging="360"/>
+      </w:pPr>
+      <w:rPr>
+        <w:rFonts w:ascii="Symbol" w:hAnsi="Symbol" w:hint="default"/>
+      </w:rPr>
+    </w:lvl>
+    <w:lvl w:ilvl="7" w:tplc="08090003" w:tentative="1">
+      <w:start w:val="1"/>
+      <w:numFmt w:val="bullet"/>
+      <w:lvlText w:val="o"/>
+      <w:lvlJc w:val="left"/>
+      <w:pPr>
+        <w:ind w:left="5760" w:hanging="360"/>
+      </w:pPr>
+      <w:rPr>
+        <w:rFonts w:ascii="Courier New" w:hAnsi="Courier New" w:cs="Courier New" w:hint="default"/>
+      </w:rPr>
+    </w:lvl>
+    <w:lvl w:ilvl="8" w:tplc="08090005" w:tentative="1">
+      <w:start w:val="1"/>
+      <w:numFmt w:val="bullet"/>
+      <w:lvlText w:val=""/>
+      <w:lvlJc w:val="left"/>
+      <w:pPr>
+        <w:ind w:left="6480" w:hanging="360"/>
+      </w:pPr>
+      <w:rPr>
+        <w:rFonts w:ascii="Wingdings" w:hAnsi="Wingdings" w:hint="default"/>
+      </w:rPr>
+    </w:lvl>
+  </w:abstractNum>
   <w:num w:numId="1" w16cid:durableId="1809781186">
     <w:abstractNumId w:val="0"/>
+  </w:num>
+  <w:num w:numId="2" w16cid:durableId="1567449296">
+    <w:abstractNumId w:val="1"/>
   </w:num>
 </w:numbering>
 </file>
@@ -810,6 +1172,7 @@
   <w:style w:type="character" w:default="1" w:styleId="Fuentedeprrafopredeter">
     <w:name w:val="Default Paragraph Font"/>
     <w:uiPriority w:val="1"/>
+    <w:semiHidden/>
     <w:unhideWhenUsed/>
   </w:style>
   <w:style w:type="table" w:default="1" w:styleId="Tablanormal">
